--- a/docs/scarica/3-il-sistema-contro-l-individuo.docx
+++ b/docs/scarica/3-il-sistema-contro-l-individuo.docx
@@ -26,331 +26,16 @@
     </w:p>
     <w:p>
       <w:pPr>
-        <w:pStyle w:val="Heading1"/>
-        <w:rPr/>
-      </w:pPr>
-      <w:r>
-        <w:rPr/>
-        <w:t xml:space="preserve">Premessa</w:t>
-      </w:r>
-    </w:p>
-    <w:p>
-      <w:pPr>
-        <w:pStyle w:val="normal1"/>
-        <w:spacing w:before="0" w:after="160"/>
-        <w:rPr/>
-      </w:pPr>
-      <w:r>
-        <w:rPr/>
-        <w:t xml:space="preserve">Il mondo contemporaneo può essere descritto attraverso dati economici, demografici, ambientali, tecnologici e politici. Possiamo misurare crescita, produttività, debito, povertà, concentrazione della ricchezza, consumo di risorse, cambiamento demografico, fiducia nelle istituzioni e trasformazione climatica.</w:t>
-      </w:r>
-    </w:p>
-    <w:p>
-      <w:pPr>
-        <w:pStyle w:val="normal1"/>
-        <w:spacing w:before="0" w:after="160"/>
-        <w:rPr/>
-      </w:pPr>
-      <w:r>
-        <w:rPr/>
-        <w:t xml:space="preserve">Ma una lettura esclusivamente sistemica rischia di perdere di vista il soggetto che vive dentro questi processi: l'individuo.</w:t>
-      </w:r>
-    </w:p>
-    <w:p>
-      <w:pPr>
-        <w:pStyle w:val="normal1"/>
-        <w:spacing w:before="0" w:after="160"/>
-        <w:rPr/>
-      </w:pPr>
-      <w:r>
-        <w:rPr/>
-        <w:t xml:space="preserve">Una persona non sperimenta il PIL, la produttività o la capitalizzazione dei mercati. Sperimenta la possibilità di lavorare, abitare, curarsi, studiare, avere relazioni, formare una famiglia, risparmiare, avere tempo e immaginare un futuro.</w:t>
-      </w:r>
-    </w:p>
-    <w:p>
-      <w:pPr>
-        <w:pStyle w:val="normal1"/>
-        <w:spacing w:before="0" w:after="160"/>
-        <w:rPr/>
-      </w:pPr>
-      <w:r>
-        <w:rPr/>
-        <w:t xml:space="preserve">La questione centrale diventa quindi il rapporto tra ciò che il sistema produce e ciò che consente concretamente alle persone di vivere.</w:t>
-      </w:r>
-    </w:p>
-    <w:p>
-      <w:pPr>
-        <w:pStyle w:val="normal1"/>
-        <w:spacing w:before="0" w:after="160"/>
-        <w:rPr/>
-      </w:pPr>
-      <w:r>
-        <w:rPr/>
-        <w:t xml:space="preserve">La mia interpretazione parte da qui: il problema del presente non è necessariamente che il sistema produca troppo poco. Potrebbe essere, al contrario, che produca enormemente senza trasformare in modo proporzionato questa ricchezza in sicurezza, libertà, tempo, opportunità e capacità di scelta per l'individuo.</w:t>
-      </w:r>
-    </w:p>
-    <w:p>
-      <w:pPr>
-        <w:pStyle w:val="normal1"/>
-        <w:spacing w:before="0" w:after="160"/>
-        <w:rPr/>
-      </w:pPr>
-      <w:r>
-        <w:rPr/>
-        <w:t xml:space="preserve">La crisi del capitalismo può allora essere letta non come una sua imminente scomparsa, ma come una progressiva perdita di coerenza tra produzione, distribuzione, potere, responsabilità e legittimità.</w:t>
-      </w:r>
-    </w:p>
-    <w:p>
-      <w:pPr>
-        <w:pStyle w:val="Heading1"/>
-        <w:rPr/>
-      </w:pPr>
-      <w:r>
-        <w:rPr/>
-        <w:t xml:space="preserve">I. L'individuo dentro il sistema</w:t>
-      </w:r>
-    </w:p>
-    <w:p>
-      <w:pPr>
-        <w:pStyle w:val="Heading2"/>
-        <w:rPr/>
-      </w:pPr>
-      <w:r>
-        <w:rPr/>
-        <w:t xml:space="preserve">1. Il sistema visto dal basso</w:t>
-      </w:r>
-    </w:p>
-    <w:p>
-      <w:pPr>
         <w:pStyle w:val="normal1"/>
         <w:keepNext w:val="true"/>
         <w:spacing w:before="0" w:after="160"/>
         <w:rPr/>
       </w:pPr>
       <w:r>
-        <w:rPr/>
-        <w:t xml:space="preserve">Dal punto di vista dell'individuo, l'economia può essere ricondotta a una catena concreta:</w:t>
-      </w:r>
-    </w:p>
-    <w:p>
-      <w:pPr>
-        <w:pStyle w:val="normal1"/>
-        <w:spacing w:before="0" w:after="160"/>
-        <w:ind w:start="567"/>
-        <w:rPr/>
-      </w:pPr>
-      <w:r>
-        <w:rPr/>
-        <w:t xml:space="preserve">tempo → lavoro → reddito → casa → consumo → risparmio → salute → relazioni → sicurezza → futuro.</w:t>
-      </w:r>
-    </w:p>
-    <w:p>
-      <w:pPr>
-        <w:pStyle w:val="normal1"/>
-        <w:spacing w:before="0" w:after="160"/>
-        <w:rPr/>
-      </w:pPr>
-      <w:r>
-        <w:rPr/>
-        <w:t xml:space="preserve">È attraverso questa catena che vengono percepiti i grandi fenomeni economici.</w:t>
-      </w:r>
-    </w:p>
-    <w:p>
-      <w:pPr>
-        <w:pStyle w:val="normal1"/>
-        <w:spacing w:before="0" w:after="160"/>
-        <w:rPr/>
-      </w:pPr>
-      <w:r>
-        <w:rPr/>
-        <w:t xml:space="preserve">La crescita diventa il costo dell'abitazione.</w:t>
-      </w:r>
-    </w:p>
-    <w:p>
-      <w:pPr>
-        <w:pStyle w:val="normal1"/>
-        <w:spacing w:before="0" w:after="160"/>
-        <w:rPr/>
-      </w:pPr>
-      <w:r>
-        <w:rPr/>
-        <w:t xml:space="preserve">La politica monetaria diventa il costo del credito.</w:t>
-      </w:r>
-    </w:p>
-    <w:p>
-      <w:pPr>
-        <w:pStyle w:val="normal1"/>
-        <w:spacing w:before="0" w:after="160"/>
-        <w:rPr/>
-      </w:pPr>
-      <w:r>
-        <w:rPr/>
-        <w:t xml:space="preserve">La trasformazione demografica diventa la cura dei genitori o la difficoltà di avere figli.</w:t>
-      </w:r>
-    </w:p>
-    <w:p>
-      <w:pPr>
-        <w:pStyle w:val="normal1"/>
-        <w:spacing w:before="0" w:after="160"/>
-        <w:rPr/>
-      </w:pPr>
-      <w:r>
-        <w:rPr/>
-        <w:t xml:space="preserve">La crisi energetica diventa il costo dell'energia.</w:t>
-      </w:r>
-    </w:p>
-    <w:p>
-      <w:pPr>
-        <w:pStyle w:val="normal1"/>
-        <w:spacing w:before="0" w:after="160"/>
-        <w:rPr/>
-      </w:pPr>
-      <w:r>
-        <w:rPr/>
-        <w:t xml:space="preserve">Il cambiamento climatico diventa il costo del cibo, dell'assicurazione o della sicurezza del territorio.</w:t>
-      </w:r>
-    </w:p>
-    <w:p>
-      <w:pPr>
-        <w:pStyle w:val="normal1"/>
-        <w:spacing w:before="0" w:after="160"/>
-        <w:rPr/>
-      </w:pPr>
-      <w:r>
-        <w:rPr/>
-        <w:t xml:space="preserve">Per questo una società può essere complessivamente più ricca e, nello stesso tempo, lasciare molti individui con una crescente difficoltà nel costruire autonomia.</w:t>
-      </w:r>
-    </w:p>
-    <w:p>
-      <w:pPr>
-        <w:pStyle w:val="normal1"/>
-        <w:spacing w:before="0" w:after="160"/>
-        <w:rPr/>
-      </w:pPr>
-      <w:r>
-        <w:rPr/>
-        <w:t xml:space="preserve">Non significa necessariamente che la condizione materiale generale sia peggiore rispetto al passato. Significa che la crescita aggregata non garantisce automaticamente una crescita proporzionale delle possibilità individuali.</w:t>
-      </w:r>
-    </w:p>
-    <w:p>
-      <w:pPr>
-        <w:pStyle w:val="Heading2"/>
-        <w:rPr/>
-      </w:pPr>
-      <w:r>
-        <w:rPr/>
-        <w:t xml:space="preserve">2. La promessa</w:t>
-      </w:r>
-    </w:p>
-    <w:p>
-      <w:pPr>
-        <w:pStyle w:val="normal1"/>
-        <w:spacing w:before="0" w:after="160"/>
-        <w:rPr/>
-      </w:pPr>
-      <w:r>
-        <w:rPr/>
-        <w:t xml:space="preserve">Il capitalismo moderno ha costruito parte della propria legittimità intorno a una promessa implicita: chi lavora, si forma, risparmia e assume responsabilità dovrebbe poter migliorare progressivamente la propria condizione.</w:t>
-      </w:r>
-    </w:p>
-    <w:p>
-      <w:pPr>
-        <w:pStyle w:val="normal1"/>
-        <w:spacing w:before="0" w:after="160"/>
-        <w:rPr/>
-      </w:pPr>
-      <w:r>
-        <w:rPr/>
-        <w:t xml:space="preserve">Quando però il rapporto tra sforzo e risultato diventa sempre meno prevedibile, la questione non riguarda più soltanto la povertà.</w:t>
-      </w:r>
-    </w:p>
-    <w:p>
-      <w:pPr>
-        <w:pStyle w:val="normal1"/>
-        <w:spacing w:before="0" w:after="160"/>
-        <w:rPr/>
-      </w:pPr>
-      <w:r>
-        <w:rPr/>
-        <w:t xml:space="preserve">Riguarda la percezione di una frattura tra ciò che viene richiesto all'individuo e ciò che il sistema gli restituisce.</w:t>
-      </w:r>
-    </w:p>
-    <w:p>
-      <w:pPr>
-        <w:pStyle w:val="normal1"/>
-        <w:spacing w:before="0" w:after="160"/>
-        <w:rPr/>
-      </w:pPr>
-      <w:r>
-        <w:rPr/>
-        <w:t xml:space="preserve">Una persona può fare ciò che il sistema le chiede e scoprire comunque che casa, sicurezza, famiglia, salute o tempo dipendono da condizioni sulle quali possiede un controllo limitato.</w:t>
-      </w:r>
-    </w:p>
-    <w:p>
-      <w:pPr>
-        <w:pStyle w:val="normal1"/>
-        <w:keepNext w:val="true"/>
-        <w:spacing w:before="0" w:after="160"/>
-        <w:rPr/>
-      </w:pPr>
-      <w:r>
-        <w:rPr/>
-        <w:t xml:space="preserve">Nasce così la prima contraddizione:</w:t>
-      </w:r>
-    </w:p>
-    <w:p>
-      <w:pPr>
-        <w:pStyle w:val="normal1"/>
-        <w:spacing w:before="0" w:after="160"/>
-        <w:ind w:start="567"/>
-        <w:rPr/>
-      </w:pPr>
-      <w:r>
-        <w:rPr/>
-        <w:t xml:space="preserve">si può essere responsabili delle proprie scelte senza essere realmente padroni delle condizioni entro cui quelle scelte producono i loro effetti.</w:t>
-      </w:r>
-    </w:p>
-    <w:p>
-      <w:pPr>
-        <w:pStyle w:val="Heading1"/>
-        <w:rPr/>
-      </w:pPr>
-      <w:r>
-        <w:rPr/>
-        <w:t xml:space="preserve">II. La promessa spezzata</w:t>
-      </w:r>
-    </w:p>
-    <w:p>
-      <w:pPr>
-        <w:pStyle w:val="Heading2"/>
-        <w:rPr/>
-      </w:pPr>
-      <w:r>
-        <w:rPr/>
-        <w:t xml:space="preserve">3. Produttività e vita</w:t>
-      </w:r>
-    </w:p>
-    <w:p>
-      <w:pPr>
-        <w:pStyle w:val="normal1"/>
-        <w:spacing w:before="0" w:after="160"/>
-        <w:rPr/>
-      </w:pPr>
-      <w:r>
-        <w:rPr/>
-        <w:t xml:space="preserve">La produttività può aumentare enormemente senza che il suo beneficio venga automaticamente trasformato in maggiore sicurezza o libertà.</w:t>
-      </w:r>
-    </w:p>
-    <w:p>
-      <w:pPr>
-        <w:pStyle w:val="normal1"/>
-        <w:keepNext w:val="true"/>
-        <w:spacing w:before="0" w:after="160"/>
-        <w:rPr/>
-      </w:pPr>
-      <w:r>
-        <w:rPr/>
-        <w:t xml:space="preserve">Lo stesso incremento di produttività può diventare:</w:t>
+        <w:rPr>
+          <w:b/>
+        </w:rPr>
+        <w:t xml:space="preserve">In breve</w:t>
       </w:r>
     </w:p>
     <w:p>
@@ -365,7 +50,7 @@
       </w:pPr>
       <w:r>
         <w:rPr/>
-        <w:t xml:space="preserve">salario;</w:t>
+        <w:t xml:space="preserve">Il sistema produce molto, ma non trasforma in modo proporzionato quella ricchezza in sicurezza, tempo e capacità di scelta per le persone.</w:t>
       </w:r>
     </w:p>
     <w:p>
@@ -380,7 +65,7 @@
       </w:pPr>
       <w:r>
         <w:rPr/>
-        <w:t xml:space="preserve">profitto;</w:t>
+        <w:t xml:space="preserve">All'individuo viene chiesta responsabilità per risultati che dipendono da condizioni che non controlla.</w:t>
       </w:r>
     </w:p>
     <w:p>
@@ -395,7 +80,7 @@
       </w:pPr>
       <w:r>
         <w:rPr/>
-        <w:t xml:space="preserve">investimento;</w:t>
+        <w:t xml:space="preserve">Chi decide, chi beneficia e chi paga sono sempre più spesso persone diverse.</w:t>
       </w:r>
     </w:p>
     <w:p>
@@ -410,7 +95,351 @@
       </w:pPr>
       <w:r>
         <w:rPr/>
-        <w:t xml:space="preserve">riduzione dei prezzi;</w:t>
+        <w:t xml:space="preserve">Il presente viene finanziato trasferendo costi sul futuro.</w:t>
+      </w:r>
+    </w:p>
+    <w:p>
+      <w:pPr>
+        <w:pStyle w:val="normal1"/>
+        <w:numPr>
+          <w:ilvl w:val="0"/>
+          <w:numId w:val="1"/>
+        </w:numPr>
+        <w:spacing w:before="0" w:after="160"/>
+        <w:rPr/>
+      </w:pPr>
+      <w:r>
+        <w:rPr/>
+        <w:t xml:space="preserve">Per questo correggere gli effetti non basta: bisogna cambiare le condizioni che li producono.</w:t>
+      </w:r>
+    </w:p>
+    <w:p>
+      <w:pPr>
+        <w:pStyle w:val="Heading1"/>
+        <w:rPr/>
+      </w:pPr>
+      <w:r>
+        <w:rPr/>
+        <w:t xml:space="preserve">Premessa</w:t>
+      </w:r>
+    </w:p>
+    <w:p>
+      <w:pPr>
+        <w:pStyle w:val="normal1"/>
+        <w:spacing w:before="0" w:after="160"/>
+        <w:rPr/>
+      </w:pPr>
+      <w:r>
+        <w:rPr/>
+        <w:t xml:space="preserve">Il mondo contemporaneo può essere descritto attraverso dati economici, demografici, ambientali, tecnologici e politici. Possiamo misurare crescita, produttività, debito, povertà, concentrazione della ricchezza, consumo di risorse, cambiamento demografico, fiducia nelle istituzioni e trasformazione climatica.</w:t>
+      </w:r>
+    </w:p>
+    <w:p>
+      <w:pPr>
+        <w:pStyle w:val="normal1"/>
+        <w:spacing w:before="0" w:after="160"/>
+        <w:rPr/>
+      </w:pPr>
+      <w:r>
+        <w:rPr/>
+        <w:t xml:space="preserve">Ma una lettura esclusivamente sistemica rischia di perdere di vista il soggetto che vive dentro questi processi: l'individuo.</w:t>
+      </w:r>
+    </w:p>
+    <w:p>
+      <w:pPr>
+        <w:pStyle w:val="normal1"/>
+        <w:spacing w:before="0" w:after="160"/>
+        <w:rPr/>
+      </w:pPr>
+      <w:r>
+        <w:rPr/>
+        <w:t xml:space="preserve">Una persona non sperimenta il PIL, la produttività o la capitalizzazione dei mercati. Sperimenta la possibilità di lavorare, abitare, curarsi, studiare, avere relazioni, formare una famiglia, risparmiare, avere tempo e immaginare un futuro.</w:t>
+      </w:r>
+    </w:p>
+    <w:p>
+      <w:pPr>
+        <w:pStyle w:val="normal1"/>
+        <w:spacing w:before="0" w:after="160"/>
+        <w:rPr/>
+      </w:pPr>
+      <w:r>
+        <w:rPr/>
+        <w:t xml:space="preserve">La questione centrale diventa quindi il rapporto tra ciò che il sistema produce e ciò che consente concretamente alle persone di vivere.</w:t>
+      </w:r>
+    </w:p>
+    <w:p>
+      <w:pPr>
+        <w:pStyle w:val="normal1"/>
+        <w:spacing w:before="0" w:after="160"/>
+        <w:rPr/>
+      </w:pPr>
+      <w:r>
+        <w:rPr/>
+        <w:t xml:space="preserve">La mia interpretazione parte da qui: il problema del presente non è necessariamente che il sistema produca troppo poco. Potrebbe essere, al contrario, che produca enormemente senza trasformare in modo proporzionato questa ricchezza in sicurezza, libertà, tempo, opportunità e capacità di scelta per l'individuo.</w:t>
+      </w:r>
+    </w:p>
+    <w:p>
+      <w:pPr>
+        <w:pStyle w:val="normal1"/>
+        <w:spacing w:before="0" w:after="160"/>
+        <w:rPr/>
+      </w:pPr>
+      <w:r>
+        <w:rPr/>
+        <w:t xml:space="preserve">La crisi del capitalismo può allora essere letta non come una sua imminente scomparsa, ma come una progressiva perdita di coerenza tra produzione, distribuzione, potere, responsabilità e legittimità.</w:t>
+      </w:r>
+    </w:p>
+    <w:p>
+      <w:pPr>
+        <w:pStyle w:val="Heading1"/>
+        <w:rPr/>
+      </w:pPr>
+      <w:r>
+        <w:rPr/>
+        <w:t xml:space="preserve">I. L'individuo dentro il sistema</w:t>
+      </w:r>
+    </w:p>
+    <w:p>
+      <w:pPr>
+        <w:pStyle w:val="Heading2"/>
+        <w:rPr/>
+      </w:pPr>
+      <w:r>
+        <w:rPr/>
+        <w:t xml:space="preserve">1. Il sistema visto dal basso</w:t>
+      </w:r>
+    </w:p>
+    <w:p>
+      <w:pPr>
+        <w:pStyle w:val="normal1"/>
+        <w:keepNext w:val="true"/>
+        <w:spacing w:before="0" w:after="160"/>
+        <w:rPr/>
+      </w:pPr>
+      <w:r>
+        <w:rPr/>
+        <w:t xml:space="preserve">Dal punto di vista dell'individuo, l'economia può essere ricondotta a una catena concreta:</w:t>
+      </w:r>
+    </w:p>
+    <w:p>
+      <w:pPr>
+        <w:pStyle w:val="normal1"/>
+        <w:spacing w:before="0" w:after="160"/>
+        <w:ind w:start="567"/>
+        <w:rPr/>
+      </w:pPr>
+      <w:r>
+        <w:rPr/>
+        <w:t xml:space="preserve">tempo → lavoro → reddito → casa → consumo → risparmio → salute → relazioni → sicurezza → futuro.</w:t>
+      </w:r>
+    </w:p>
+    <w:p>
+      <w:pPr>
+        <w:pStyle w:val="normal1"/>
+        <w:spacing w:before="0" w:after="160"/>
+        <w:rPr/>
+      </w:pPr>
+      <w:r>
+        <w:rPr/>
+        <w:t xml:space="preserve">È attraverso questa catena che vengono percepiti i grandi fenomeni economici.</w:t>
+      </w:r>
+    </w:p>
+    <w:p>
+      <w:pPr>
+        <w:pStyle w:val="normal1"/>
+        <w:spacing w:before="0" w:after="160"/>
+        <w:rPr/>
+      </w:pPr>
+      <w:r>
+        <w:rPr/>
+        <w:t xml:space="preserve">La crescita diventa il costo dell'abitazione.</w:t>
+      </w:r>
+    </w:p>
+    <w:p>
+      <w:pPr>
+        <w:pStyle w:val="normal1"/>
+        <w:spacing w:before="0" w:after="160"/>
+        <w:rPr/>
+      </w:pPr>
+      <w:r>
+        <w:rPr/>
+        <w:t xml:space="preserve">La politica monetaria diventa il costo del credito.</w:t>
+      </w:r>
+    </w:p>
+    <w:p>
+      <w:pPr>
+        <w:pStyle w:val="normal1"/>
+        <w:spacing w:before="0" w:after="160"/>
+        <w:rPr/>
+      </w:pPr>
+      <w:r>
+        <w:rPr/>
+        <w:t xml:space="preserve">La trasformazione demografica diventa la cura dei genitori o la difficoltà di avere figli.</w:t>
+      </w:r>
+    </w:p>
+    <w:p>
+      <w:pPr>
+        <w:pStyle w:val="normal1"/>
+        <w:spacing w:before="0" w:after="160"/>
+        <w:rPr/>
+      </w:pPr>
+      <w:r>
+        <w:rPr/>
+        <w:t xml:space="preserve">La crisi energetica diventa il costo dell'energia.</w:t>
+      </w:r>
+    </w:p>
+    <w:p>
+      <w:pPr>
+        <w:pStyle w:val="normal1"/>
+        <w:spacing w:before="0" w:after="160"/>
+        <w:rPr/>
+      </w:pPr>
+      <w:r>
+        <w:rPr/>
+        <w:t xml:space="preserve">Il cambiamento climatico diventa il costo del cibo, dell'assicurazione o della sicurezza del territorio.</w:t>
+      </w:r>
+    </w:p>
+    <w:p>
+      <w:pPr>
+        <w:pStyle w:val="normal1"/>
+        <w:spacing w:before="0" w:after="160"/>
+        <w:rPr/>
+      </w:pPr>
+      <w:r>
+        <w:rPr/>
+        <w:t xml:space="preserve">Per questo una società può essere complessivamente più ricca e, nello stesso tempo, lasciare molti individui con una crescente difficoltà nel costruire autonomia.</w:t>
+      </w:r>
+    </w:p>
+    <w:p>
+      <w:pPr>
+        <w:pStyle w:val="normal1"/>
+        <w:spacing w:before="0" w:after="160"/>
+        <w:rPr/>
+      </w:pPr>
+      <w:r>
+        <w:rPr/>
+        <w:t xml:space="preserve">Non significa necessariamente che la condizione materiale generale sia peggiore rispetto al passato. Significa che la crescita aggregata non garantisce automaticamente una crescita proporzionale delle possibilità individuali.</w:t>
+      </w:r>
+    </w:p>
+    <w:p>
+      <w:pPr>
+        <w:pStyle w:val="Heading2"/>
+        <w:rPr/>
+      </w:pPr>
+      <w:r>
+        <w:rPr/>
+        <w:t xml:space="preserve">2. La promessa</w:t>
+      </w:r>
+    </w:p>
+    <w:p>
+      <w:pPr>
+        <w:pStyle w:val="normal1"/>
+        <w:spacing w:before="0" w:after="160"/>
+        <w:rPr/>
+      </w:pPr>
+      <w:r>
+        <w:rPr/>
+        <w:t xml:space="preserve">Il capitalismo moderno ha costruito parte della propria legittimità intorno a una promessa implicita: chi lavora, si forma, risparmia e assume responsabilità dovrebbe poter migliorare progressivamente la propria condizione.</w:t>
+      </w:r>
+    </w:p>
+    <w:p>
+      <w:pPr>
+        <w:pStyle w:val="normal1"/>
+        <w:spacing w:before="0" w:after="160"/>
+        <w:rPr/>
+      </w:pPr>
+      <w:r>
+        <w:rPr/>
+        <w:t xml:space="preserve">Quando però il rapporto tra sforzo e risultato diventa sempre meno prevedibile, la questione non riguarda più soltanto la povertà.</w:t>
+      </w:r>
+    </w:p>
+    <w:p>
+      <w:pPr>
+        <w:pStyle w:val="normal1"/>
+        <w:spacing w:before="0" w:after="160"/>
+        <w:rPr/>
+      </w:pPr>
+      <w:r>
+        <w:rPr/>
+        <w:t xml:space="preserve">Riguarda la percezione di una frattura tra ciò che viene richiesto all'individuo e ciò che il sistema gli restituisce.</w:t>
+      </w:r>
+    </w:p>
+    <w:p>
+      <w:pPr>
+        <w:pStyle w:val="normal1"/>
+        <w:spacing w:before="0" w:after="160"/>
+        <w:rPr/>
+      </w:pPr>
+      <w:r>
+        <w:rPr/>
+        <w:t xml:space="preserve">Una persona può fare ciò che il sistema le chiede e scoprire comunque che casa, sicurezza, famiglia, salute o tempo dipendono da condizioni sulle quali possiede un controllo limitato.</w:t>
+      </w:r>
+    </w:p>
+    <w:p>
+      <w:pPr>
+        <w:pStyle w:val="normal1"/>
+        <w:keepNext w:val="true"/>
+        <w:spacing w:before="0" w:after="160"/>
+        <w:rPr/>
+      </w:pPr>
+      <w:r>
+        <w:rPr/>
+        <w:t xml:space="preserve">Nasce così la prima contraddizione:</w:t>
+      </w:r>
+    </w:p>
+    <w:p>
+      <w:pPr>
+        <w:pStyle w:val="normal1"/>
+        <w:spacing w:before="0" w:after="160"/>
+        <w:ind w:start="567"/>
+        <w:rPr/>
+      </w:pPr>
+      <w:r>
+        <w:rPr/>
+        <w:t xml:space="preserve">si può essere responsabili delle proprie scelte senza essere realmente padroni delle condizioni entro cui quelle scelte producono i loro effetti.</w:t>
+      </w:r>
+    </w:p>
+    <w:p>
+      <w:pPr>
+        <w:pStyle w:val="Heading1"/>
+        <w:rPr/>
+      </w:pPr>
+      <w:r>
+        <w:rPr/>
+        <w:t xml:space="preserve">II. La promessa spezzata</w:t>
+      </w:r>
+    </w:p>
+    <w:p>
+      <w:pPr>
+        <w:pStyle w:val="Heading2"/>
+        <w:rPr/>
+      </w:pPr>
+      <w:r>
+        <w:rPr/>
+        <w:t xml:space="preserve">3. Produttività e vita</w:t>
+      </w:r>
+    </w:p>
+    <w:p>
+      <w:pPr>
+        <w:pStyle w:val="normal1"/>
+        <w:spacing w:before="0" w:after="160"/>
+        <w:rPr/>
+      </w:pPr>
+      <w:r>
+        <w:rPr/>
+        <w:t xml:space="preserve">La produttività può aumentare enormemente senza che il suo beneficio venga automaticamente trasformato in maggiore sicurezza o libertà.</w:t>
+      </w:r>
+    </w:p>
+    <w:p>
+      <w:pPr>
+        <w:pStyle w:val="normal1"/>
+        <w:keepNext w:val="true"/>
+        <w:spacing w:before="0" w:after="160"/>
+        <w:rPr/>
+      </w:pPr>
+      <w:r>
+        <w:rPr/>
+        <w:t xml:space="preserve">Lo stesso incremento di produttività può diventare:</w:t>
       </w:r>
     </w:p>
     <w:p>
@@ -425,7 +454,7 @@
       </w:pPr>
       <w:r>
         <w:rPr/>
-        <w:t xml:space="preserve">servizio pubblico;</w:t>
+        <w:t xml:space="preserve">salario;</w:t>
       </w:r>
     </w:p>
     <w:p>
@@ -440,7 +469,7 @@
       </w:pPr>
       <w:r>
         <w:rPr/>
-        <w:t xml:space="preserve">riduzione dell'orario;</w:t>
+        <w:t xml:space="preserve">profitto;</w:t>
       </w:r>
     </w:p>
     <w:p>
@@ -455,7 +484,7 @@
       </w:pPr>
       <w:r>
         <w:rPr/>
-        <w:t xml:space="preserve">maggiore consumo;</w:t>
+        <w:t xml:space="preserve">investimento;</w:t>
       </w:r>
     </w:p>
     <w:p>
@@ -465,6 +494,66 @@
           <w:ilvl w:val="0"/>
           <w:numId w:val="1"/>
         </w:numPr>
+        <w:spacing w:before="0" w:after="60"/>
+        <w:rPr/>
+      </w:pPr>
+      <w:r>
+        <w:rPr/>
+        <w:t xml:space="preserve">riduzione dei prezzi;</w:t>
+      </w:r>
+    </w:p>
+    <w:p>
+      <w:pPr>
+        <w:pStyle w:val="normal1"/>
+        <w:numPr>
+          <w:ilvl w:val="0"/>
+          <w:numId w:val="1"/>
+        </w:numPr>
+        <w:spacing w:before="0" w:after="60"/>
+        <w:rPr/>
+      </w:pPr>
+      <w:r>
+        <w:rPr/>
+        <w:t xml:space="preserve">servizio pubblico;</w:t>
+      </w:r>
+    </w:p>
+    <w:p>
+      <w:pPr>
+        <w:pStyle w:val="normal1"/>
+        <w:numPr>
+          <w:ilvl w:val="0"/>
+          <w:numId w:val="1"/>
+        </w:numPr>
+        <w:spacing w:before="0" w:after="60"/>
+        <w:rPr/>
+      </w:pPr>
+      <w:r>
+        <w:rPr/>
+        <w:t xml:space="preserve">riduzione dell'orario;</w:t>
+      </w:r>
+    </w:p>
+    <w:p>
+      <w:pPr>
+        <w:pStyle w:val="normal1"/>
+        <w:numPr>
+          <w:ilvl w:val="0"/>
+          <w:numId w:val="1"/>
+        </w:numPr>
+        <w:spacing w:before="0" w:after="60"/>
+        <w:rPr/>
+      </w:pPr>
+      <w:r>
+        <w:rPr/>
+        <w:t xml:space="preserve">maggiore consumo;</w:t>
+      </w:r>
+    </w:p>
+    <w:p>
+      <w:pPr>
+        <w:pStyle w:val="normal1"/>
+        <w:numPr>
+          <w:ilvl w:val="0"/>
+          <w:numId w:val="1"/>
+        </w:numPr>
         <w:spacing w:before="0" w:after="160"/>
         <w:rPr/>
       </w:pPr>
@@ -2059,16 +2148,6 @@
     </w:p>
     <w:p>
       <w:pPr>
-        <w:pStyle w:val="Heading2"/>
-        <w:rPr/>
-      </w:pPr>
-      <w:r>
-        <w:rPr/>
-        <w:t xml:space="preserve">17. Cambiare il rapporto tra valore e bisogno</w:t>
-      </w:r>
-    </w:p>
-    <w:p>
-      <w:pPr>
         <w:pStyle w:val="normal1"/>
         <w:keepNext w:val="true"/>
         <w:spacing w:before="0" w:after="160"/>
@@ -2076,661 +2155,138 @@
       </w:pPr>
       <w:r>
         <w:rPr/>
-        <w:t xml:space="preserve">Una società diversa deve partire da una distinzione fondamentale:</w:t>
-      </w:r>
-    </w:p>
-    <w:p>
-      <w:pPr>
-        <w:pStyle w:val="normal1"/>
-        <w:spacing w:before="0" w:after="160"/>
-        <w:ind w:start="567"/>
-        <w:rPr/>
-      </w:pPr>
-      <w:r>
-        <w:rPr/>
-        <w:t xml:space="preserve">ciò che ha un prezzo non coincide necessariamente con ciò che ha valore, e ciò che ha valore economico non coincide necessariamente con ciò che è necessario.</w:t>
-      </w:r>
-    </w:p>
-    <w:p>
-      <w:pPr>
-        <w:pStyle w:val="normal1"/>
-        <w:spacing w:before="0" w:after="160"/>
-        <w:rPr/>
-      </w:pPr>
-      <w:r>
-        <w:rPr/>
-        <w:t xml:space="preserve">La produzione deve partire dal bisogno reale, la distribuzione dalla disponibilità e dalla necessità, l'organizzazione dal contributo effettivamente richiesto.</w:t>
-      </w:r>
-    </w:p>
-    <w:p>
-      <w:pPr>
-        <w:pStyle w:val="Heading2"/>
-        <w:rPr/>
-      </w:pPr>
-      <w:r>
-        <w:rPr/>
-        <w:t xml:space="preserve">18. Dal lavoro come merce al contributo</w:t>
-      </w:r>
-    </w:p>
-    <w:p>
-      <w:pPr>
-        <w:pStyle w:val="normal1"/>
-        <w:spacing w:before="0" w:after="160"/>
-        <w:rPr/>
-      </w:pPr>
-      <w:r>
-        <w:rPr/>
-        <w:t xml:space="preserve">Se la sopravvivenza non dipende dalla vendita del proprio lavoro, il lavoro necessario assume un significato diverso.</w:t>
-      </w:r>
-    </w:p>
-    <w:p>
-      <w:pPr>
-        <w:pStyle w:val="normal1"/>
-        <w:spacing w:before="0" w:after="160"/>
-        <w:rPr/>
-      </w:pPr>
-      <w:r>
-        <w:rPr/>
-        <w:t xml:space="preserve">La questione non è semplicemente lavorare meno.</w:t>
-      </w:r>
-    </w:p>
-    <w:p>
-      <w:pPr>
-        <w:pStyle w:val="normal1"/>
-        <w:spacing w:before="0" w:after="160"/>
-        <w:rPr/>
-      </w:pPr>
-      <w:r>
-        <w:rPr/>
-        <w:t xml:space="preserve">È decidere che cosa deve essere prodotto, quanto è necessario produrre e quanto tempo umano è realmente necessario per farlo.</w:t>
-      </w:r>
-    </w:p>
-    <w:p>
-      <w:pPr>
-        <w:pStyle w:val="normal1"/>
-        <w:spacing w:before="0" w:after="160"/>
-        <w:rPr/>
-      </w:pPr>
-      <w:r>
-        <w:rPr/>
-        <w:t xml:space="preserve">Se la produttività aumenta, il primo dividendo dovrebbe poter essere anche tempo.</w:t>
-      </w:r>
-    </w:p>
-    <w:p>
-      <w:pPr>
-        <w:pStyle w:val="normal1"/>
-        <w:spacing w:before="0" w:after="160"/>
-        <w:rPr/>
-      </w:pPr>
-      <w:r>
-        <w:rPr/>
-        <w:t xml:space="preserve">La tecnologia potrebbe quindi diventare non soltanto uno strumento per produrre di più, ma uno strumento per restituire vita al tempo umano.</w:t>
-      </w:r>
-    </w:p>
-    <w:p>
-      <w:pPr>
-        <w:pStyle w:val="Heading2"/>
-        <w:rPr/>
-      </w:pPr>
-      <w:r>
-        <w:rPr/>
-        <w:t xml:space="preserve">19. Dalla proprietà dei mezzi fondamentali alla custodia comune</w:t>
-      </w:r>
-    </w:p>
-    <w:p>
-      <w:pPr>
-        <w:pStyle w:val="normal1"/>
-        <w:spacing w:before="0" w:after="160"/>
-        <w:rPr/>
-      </w:pPr>
-      <w:r>
-        <w:rPr/>
-        <w:t xml:space="preserve">Non tutti i beni hanno la stessa natura.</w:t>
-      </w:r>
-    </w:p>
-    <w:p>
-      <w:pPr>
-        <w:pStyle w:val="normal1"/>
-        <w:spacing w:before="0" w:after="160"/>
-        <w:rPr/>
-      </w:pPr>
-      <w:r>
-        <w:rPr/>
-        <w:t xml:space="preserve">Gli oggetti personali, l'abitazione d'uso e gli strumenti individuali possono appartenere alla sfera personale.</w:t>
-      </w:r>
-    </w:p>
-    <w:p>
-      <w:pPr>
-        <w:pStyle w:val="normal1"/>
-        <w:spacing w:before="0" w:after="160"/>
-        <w:rPr/>
-      </w:pPr>
-      <w:r>
-        <w:rPr/>
-        <w:t xml:space="preserve">Terra, acqua, fonti energetiche, infrastrutture essenziali, mezzi di produzione, conoscenza, reti e nodi tecnologici hanno invece un carattere diverso: il loro controllo determina le possibilità materiali degli altri.</w:t>
-      </w:r>
-    </w:p>
-    <w:p>
-      <w:pPr>
-        <w:pStyle w:val="normal1"/>
-        <w:keepNext w:val="true"/>
-        <w:spacing w:before="0" w:after="160"/>
-        <w:rPr/>
-      </w:pPr>
-      <w:r>
-        <w:rPr/>
-        <w:t xml:space="preserve">Il principio non è:</w:t>
-      </w:r>
-    </w:p>
-    <w:p>
-      <w:pPr>
-        <w:pStyle w:val="normal1"/>
-        <w:spacing w:before="0" w:after="160"/>
-        <w:ind w:start="567"/>
-        <w:rPr/>
-      </w:pPr>
-      <w:r>
-        <w:rPr/>
-        <w:t xml:space="preserve">tutto appartiene a tutti.</w:t>
-      </w:r>
-    </w:p>
-    <w:p>
-      <w:pPr>
-        <w:pStyle w:val="normal1"/>
-        <w:keepNext w:val="true"/>
-        <w:spacing w:before="0" w:after="160"/>
-        <w:rPr/>
-      </w:pPr>
-      <w:r>
-        <w:rPr/>
-        <w:t xml:space="preserve">È:</w:t>
-      </w:r>
-    </w:p>
-    <w:p>
-      <w:pPr>
-        <w:pStyle w:val="normal1"/>
-        <w:spacing w:before="0" w:after="160"/>
-        <w:ind w:start="567"/>
-        <w:rPr/>
-      </w:pPr>
-      <w:r>
-        <w:rPr/>
-        <w:t xml:space="preserve">ciò che determina le condizioni fondamentali della vita non deve poter diventare un potere privato illimitato sugli altri.</w:t>
-      </w:r>
-    </w:p>
-    <w:p>
-      <w:pPr>
-        <w:pStyle w:val="Heading2"/>
-        <w:rPr/>
-      </w:pPr>
-      <w:r>
-        <w:rPr/>
-        <w:t xml:space="preserve">20. Dal mercato come principio al mercato come strumento</w:t>
-      </w:r>
-    </w:p>
-    <w:p>
-      <w:pPr>
-        <w:pStyle w:val="normal1"/>
-        <w:spacing w:before="0" w:after="160"/>
-        <w:rPr/>
-      </w:pPr>
-      <w:r>
-        <w:rPr/>
-        <w:t xml:space="preserve">Superare il capitalismo non significa necessariamente eliminare ogni forma di scambio.</w:t>
-      </w:r>
-    </w:p>
-    <w:p>
-      <w:pPr>
-        <w:pStyle w:val="normal1"/>
-        <w:spacing w:before="0" w:after="160"/>
-        <w:rPr/>
-      </w:pPr>
-      <w:r>
-        <w:rPr/>
-        <w:t xml:space="preserve">Significa sottrarre al mercato il ruolo di criterio universale.</w:t>
-      </w:r>
-    </w:p>
-    <w:p>
-      <w:pPr>
-        <w:pStyle w:val="normal1"/>
-        <w:spacing w:before="0" w:after="160"/>
-        <w:rPr/>
-      </w:pPr>
-      <w:r>
-        <w:rPr/>
-        <w:t xml:space="preserve">Per i beni essenziali il criterio diventa il bisogno.</w:t>
-      </w:r>
-    </w:p>
-    <w:p>
-      <w:pPr>
-        <w:pStyle w:val="normal1"/>
-        <w:spacing w:before="0" w:after="160"/>
-        <w:rPr/>
-      </w:pPr>
-      <w:r>
-        <w:rPr/>
-        <w:t xml:space="preserve">Per le risorse comuni la sostenibilità.</w:t>
-      </w:r>
-    </w:p>
-    <w:p>
-      <w:pPr>
-        <w:pStyle w:val="normal1"/>
-        <w:spacing w:before="0" w:after="160"/>
-        <w:rPr/>
-      </w:pPr>
-      <w:r>
-        <w:rPr/>
-        <w:t xml:space="preserve">Per le funzioni tecniche la competenza.</w:t>
-      </w:r>
-    </w:p>
-    <w:p>
-      <w:pPr>
-        <w:pStyle w:val="normal1"/>
-        <w:spacing w:before="0" w:after="160"/>
-        <w:rPr/>
-      </w:pPr>
-      <w:r>
-        <w:rPr/>
-        <w:t xml:space="preserve">Per le decisioni collettive la deliberazione.</w:t>
-      </w:r>
-    </w:p>
-    <w:p>
-      <w:pPr>
-        <w:pStyle w:val="normal1"/>
-        <w:spacing w:before="0" w:after="160"/>
-        <w:rPr/>
-      </w:pPr>
-      <w:r>
-        <w:rPr/>
-        <w:t xml:space="preserve">Per la produzione il fabbisogno reale.</w:t>
-      </w:r>
-    </w:p>
-    <w:p>
-      <w:pPr>
-        <w:pStyle w:val="normal1"/>
-        <w:spacing w:before="0" w:after="160"/>
-        <w:rPr/>
-      </w:pPr>
-      <w:r>
-        <w:rPr/>
-        <w:t xml:space="preserve">Il problema economico non scompare.</w:t>
-      </w:r>
-    </w:p>
-    <w:p>
-      <w:pPr>
-        <w:pStyle w:val="normal1"/>
-        <w:spacing w:before="0" w:after="160"/>
-        <w:rPr/>
-      </w:pPr>
-      <w:r>
-        <w:rPr/>
-        <w:t xml:space="preserve">Viene ricollocato.</w:t>
-      </w:r>
-    </w:p>
-    <w:p>
-      <w:pPr>
-        <w:pStyle w:val="Heading2"/>
-        <w:rPr/>
-      </w:pPr>
-      <w:r>
-        <w:rPr/>
-        <w:t xml:space="preserve">21. Dal denaro alla conoscenza del costo reale</w:t>
-      </w:r>
-    </w:p>
-    <w:p>
-      <w:pPr>
-        <w:pStyle w:val="normal1"/>
-        <w:spacing w:before="0" w:after="160"/>
-        <w:rPr/>
-      </w:pPr>
-      <w:r>
-        <w:rPr/>
-        <w:t xml:space="preserve">Abolire il denaro come misura universale non significa rinunciare alla contabilità.</w:t>
-      </w:r>
-    </w:p>
-    <w:p>
-      <w:pPr>
-        <w:pStyle w:val="normal1"/>
-        <w:spacing w:before="0" w:after="160"/>
-        <w:rPr/>
-      </w:pPr>
-      <w:r>
-        <w:rPr/>
-        <w:t xml:space="preserve">Una società complessa deve sapere quanto costa produrre, trasportare, mantenere e riparare un bene.</w:t>
-      </w:r>
-    </w:p>
-    <w:p>
-      <w:pPr>
-        <w:pStyle w:val="normal1"/>
-        <w:spacing w:before="0" w:after="160"/>
-        <w:rPr/>
-      </w:pPr>
-      <w:r>
-        <w:rPr/>
-        <w:t xml:space="preserve">Ma costo e prezzo non sono la stessa cosa.</w:t>
-      </w:r>
-    </w:p>
-    <w:p>
-      <w:pPr>
-        <w:pStyle w:val="normal1"/>
-        <w:spacing w:before="0" w:after="160"/>
-        <w:rPr/>
-      </w:pPr>
-      <w:r>
-        <w:rPr/>
-        <w:t xml:space="preserve">Il problema diventa quindi costruire strumenti capaci di rendere visibili tempo, materia, energia, logistica, manutenzione e consumo di risorse, senza trasformare questa misurazione in una nuova forma di accumulazione.</w:t>
-      </w:r>
-    </w:p>
-    <w:p>
-      <w:pPr>
-        <w:pStyle w:val="Heading2"/>
-        <w:rPr/>
-      </w:pPr>
-      <w:r>
-        <w:rPr/>
-        <w:t xml:space="preserve">22. Dal potere concentrato al potere distribuito</w:t>
-      </w:r>
-    </w:p>
-    <w:p>
-      <w:pPr>
-        <w:pStyle w:val="normal1"/>
-        <w:spacing w:before="0" w:after="160"/>
-        <w:rPr/>
-      </w:pPr>
-      <w:r>
-        <w:rPr/>
-        <w:t xml:space="preserve">Cambiare la proprietà senza cambiare il potere produrrebbe una nuova concentrazione.</w:t>
-      </w:r>
-    </w:p>
-    <w:p>
-      <w:pPr>
-        <w:pStyle w:val="normal1"/>
-        <w:spacing w:before="0" w:after="160"/>
-        <w:rPr/>
-      </w:pPr>
-      <w:r>
-        <w:rPr/>
-        <w:t xml:space="preserve">Il potere non deve diventare una posizione permanente.</w:t>
-      </w:r>
-    </w:p>
-    <w:p>
-      <w:pPr>
-        <w:pStyle w:val="normal1"/>
-        <w:spacing w:before="0" w:after="160"/>
-        <w:rPr/>
-      </w:pPr>
-      <w:r>
-        <w:rPr/>
-        <w:t xml:space="preserve">Deve essere una funzione temporanea, competente, controllabile e reversibile.</w:t>
-      </w:r>
-    </w:p>
-    <w:p>
-      <w:pPr>
-        <w:pStyle w:val="normal1"/>
-        <w:spacing w:before="0" w:after="160"/>
-        <w:rPr/>
-      </w:pPr>
-      <w:r>
-        <w:rPr/>
-        <w:t xml:space="preserve">La differenza fondamentale è tra esercitare una funzione e possedere il potere.</w:t>
-      </w:r>
-    </w:p>
-    <w:p>
-      <w:pPr>
-        <w:pStyle w:val="Heading2"/>
-        <w:rPr/>
-      </w:pPr>
-      <w:r>
-        <w:rPr/>
-        <w:t xml:space="preserve">23. La tecnologia come strumento, non come sovrano</w:t>
-      </w:r>
-    </w:p>
-    <w:p>
-      <w:pPr>
-        <w:pStyle w:val="normal1"/>
-        <w:spacing w:before="0" w:after="160"/>
-        <w:rPr/>
-      </w:pPr>
-      <w:r>
-        <w:rPr/>
-        <w:t xml:space="preserve">La stessa distinzione vale per l'intelligenza artificiale.</w:t>
-      </w:r>
-    </w:p>
-    <w:p>
-      <w:pPr>
-        <w:pStyle w:val="normal1"/>
-        <w:spacing w:before="0" w:after="160"/>
-        <w:rPr/>
-      </w:pPr>
-      <w:r>
-        <w:rPr/>
-        <w:t xml:space="preserve">L'IA può raccogliere dati, rilevare bisogni, proporre soluzioni e ottimizzare sistemi troppo complessi per essere gestiti manualmente.</w:t>
-      </w:r>
-    </w:p>
-    <w:p>
-      <w:pPr>
-        <w:pStyle w:val="normal1"/>
-        <w:spacing w:before="0" w:after="160"/>
-        <w:rPr/>
-      </w:pPr>
-      <w:r>
-        <w:rPr/>
-        <w:t xml:space="preserve">Ma non deve diventare il soggetto della decisione.</w:t>
-      </w:r>
-    </w:p>
-    <w:p>
-      <w:pPr>
-        <w:pStyle w:val="normal1"/>
-        <w:spacing w:before="0" w:after="160"/>
-        <w:rPr/>
-      </w:pPr>
-      <w:r>
-        <w:rPr/>
-        <w:t xml:space="preserve">La tecnologia deve quindi aumentare la capacità umana di comprendere e decidere, non sostituirla.</w:t>
-      </w:r>
-    </w:p>
-    <w:p>
-      <w:pPr>
-        <w:pStyle w:val="Heading2"/>
-        <w:rPr/>
-      </w:pPr>
-      <w:r>
-        <w:rPr/>
-        <w:t xml:space="preserve">24. Dalla crescita alla sufficienza</w:t>
-      </w:r>
-    </w:p>
-    <w:p>
-      <w:pPr>
-        <w:pStyle w:val="normal1"/>
-        <w:spacing w:before="0" w:after="160"/>
-        <w:rPr/>
-      </w:pPr>
-      <w:r>
-        <w:rPr/>
-        <w:t xml:space="preserve">La questione ecologica impone infine di cambiare il criterio di progresso.</w:t>
-      </w:r>
-    </w:p>
-    <w:p>
-      <w:pPr>
-        <w:pStyle w:val="normal1"/>
-        <w:spacing w:before="0" w:after="160"/>
-        <w:rPr/>
-      </w:pPr>
-      <w:r>
-        <w:rPr/>
-        <w:t xml:space="preserve">Su un pianeta finito non può essere assunto indefinitamente l'aumento quantitativo della produzione materiale come misura universale del successo.</w:t>
-      </w:r>
-    </w:p>
-    <w:p>
-      <w:pPr>
-        <w:pStyle w:val="normal1"/>
-        <w:spacing w:before="0" w:after="160"/>
-        <w:rPr/>
-      </w:pPr>
-      <w:r>
-        <w:rPr/>
-        <w:t xml:space="preserve">Sufficienza non significa povertà.</w:t>
-      </w:r>
-    </w:p>
-    <w:p>
-      <w:pPr>
-        <w:pStyle w:val="normal1"/>
-        <w:keepNext w:val="true"/>
-        <w:spacing w:before="0" w:after="160"/>
-        <w:rPr/>
-      </w:pPr>
-      <w:r>
-        <w:rPr/>
-        <w:t xml:space="preserve">Significa distinguere:</w:t>
-      </w:r>
-    </w:p>
-    <w:p>
-      <w:pPr>
-        <w:pStyle w:val="normal1"/>
-        <w:spacing w:before="0" w:after="160"/>
-        <w:ind w:start="567"/>
-        <w:rPr/>
-      </w:pPr>
-      <w:r>
-        <w:rPr/>
-        <w:t xml:space="preserve">bisogno da accumulazione;</w:t>
-      </w:r>
-    </w:p>
-    <w:p>
-      <w:pPr>
-        <w:pStyle w:val="normal1"/>
-        <w:spacing w:before="0" w:after="160"/>
-        <w:ind w:start="567"/>
-        <w:rPr/>
-      </w:pPr>
-      <w:r>
-        <w:rPr/>
-        <w:t xml:space="preserve">qualità da quantità;</w:t>
-      </w:r>
-    </w:p>
-    <w:p>
-      <w:pPr>
-        <w:pStyle w:val="normal1"/>
-        <w:spacing w:before="0" w:after="160"/>
-        <w:ind w:start="567"/>
-        <w:rPr/>
-      </w:pPr>
-      <w:r>
-        <w:rPr/>
-        <w:t xml:space="preserve">durata da consumo;</w:t>
-      </w:r>
-    </w:p>
-    <w:p>
-      <w:pPr>
-        <w:pStyle w:val="normal1"/>
-        <w:spacing w:before="0" w:after="160"/>
-        <w:ind w:start="567"/>
-        <w:rPr/>
-      </w:pPr>
-      <w:r>
-        <w:rPr/>
-        <w:t xml:space="preserve">riparazione da sostituzione;</w:t>
-      </w:r>
-    </w:p>
-    <w:p>
-      <w:pPr>
-        <w:pStyle w:val="normal1"/>
-        <w:spacing w:before="0" w:after="160"/>
-        <w:ind w:start="567"/>
-        <w:rPr/>
-      </w:pPr>
-      <w:r>
-        <w:rPr/>
-        <w:t xml:space="preserve">benessere da possesso.</w:t>
-      </w:r>
-    </w:p>
-    <w:p>
-      <w:pPr>
-        <w:pStyle w:val="Heading2"/>
-        <w:rPr/>
-      </w:pPr>
-      <w:r>
-        <w:rPr/>
-        <w:t xml:space="preserve">25. L'individuo rimane il centro</w:t>
-      </w:r>
-    </w:p>
-    <w:p>
-      <w:pPr>
-        <w:pStyle w:val="normal1"/>
-        <w:spacing w:before="0" w:after="160"/>
-        <w:rPr/>
-      </w:pPr>
-      <w:r>
-        <w:rPr/>
-        <w:t xml:space="preserve">Il rischio opposto sarebbe sostituire l'individualismo economico con una collettività che assorbe la persona.</w:t>
-      </w:r>
-    </w:p>
-    <w:p>
-      <w:pPr>
-        <w:pStyle w:val="normal1"/>
-        <w:spacing w:before="0" w:after="160"/>
-        <w:rPr/>
-      </w:pPr>
-      <w:r>
-        <w:rPr/>
-        <w:t xml:space="preserve">Non è questa la direzione.</w:t>
-      </w:r>
-    </w:p>
-    <w:p>
-      <w:pPr>
-        <w:pStyle w:val="normal1"/>
-        <w:spacing w:before="0" w:after="160"/>
-        <w:rPr/>
-      </w:pPr>
-      <w:r>
-        <w:rPr/>
-        <w:t xml:space="preserve">L'alternativa deve partire dall'individuo.</w:t>
-      </w:r>
-    </w:p>
-    <w:p>
-      <w:pPr>
-        <w:pStyle w:val="normal1"/>
-        <w:keepNext w:val="true"/>
-        <w:spacing w:before="0" w:after="160"/>
-        <w:rPr/>
-      </w:pPr>
-      <w:r>
-        <w:rPr/>
-        <w:t xml:space="preserve">Al limite posto al potere sui beni fondamentali si affianca quindi un secondo principio:</w:t>
-      </w:r>
-    </w:p>
-    <w:p>
-      <w:pPr>
-        <w:pStyle w:val="normal1"/>
-        <w:spacing w:before="0" w:after="160"/>
-        <w:ind w:start="567"/>
-        <w:rPr/>
-      </w:pPr>
-      <w:r>
-        <w:rPr/>
-        <w:t xml:space="preserve">nessuno deve essere privato dei beni necessari perché non possiede abbastanza.</w:t>
-      </w:r>
-    </w:p>
-    <w:p>
-      <w:pPr>
-        <w:pStyle w:val="normal1"/>
-        <w:spacing w:before="0" w:after="160"/>
-        <w:rPr/>
-      </w:pPr>
-      <w:r>
-        <w:rPr/>
-        <w:t xml:space="preserve">La libertà non consiste soltanto nel poter scegliere.</w:t>
-      </w:r>
-    </w:p>
-    <w:p>
-      <w:pPr>
-        <w:pStyle w:val="normal1"/>
-        <w:spacing w:before="0" w:after="160"/>
-        <w:rPr/>
-      </w:pPr>
-      <w:r>
-        <w:rPr/>
-        <w:t xml:space="preserve">Consiste anche nell'avere le condizioni materiali minime per poter scegliere realmente.</w:t>
+        <w:t xml:space="preserve">Cambiare quelle condizioni significa cambiare alcuni rapporti fondamentali:</w:t>
+      </w:r>
+    </w:p>
+    <w:p>
+      <w:pPr>
+        <w:pStyle w:val="normal1"/>
+        <w:numPr>
+          <w:ilvl w:val="0"/>
+          <w:numId w:val="1"/>
+        </w:numPr>
+        <w:spacing w:before="0" w:after="60"/>
+        <w:rPr/>
+      </w:pPr>
+      <w:r>
+        <w:rPr/>
+        <w:t xml:space="preserve">la produzione parte dal bisogno reale, non dal prezzo;</w:t>
+      </w:r>
+    </w:p>
+    <w:p>
+      <w:pPr>
+        <w:pStyle w:val="normal1"/>
+        <w:numPr>
+          <w:ilvl w:val="0"/>
+          <w:numId w:val="1"/>
+        </w:numPr>
+        <w:spacing w:before="0" w:after="60"/>
+        <w:rPr/>
+      </w:pPr>
+      <w:r>
+        <w:rPr/>
+        <w:t xml:space="preserve">il lavoro necessario diventa contributo, e la produttività può restituire tempo;</w:t>
+      </w:r>
+    </w:p>
+    <w:p>
+      <w:pPr>
+        <w:pStyle w:val="normal1"/>
+        <w:numPr>
+          <w:ilvl w:val="0"/>
+          <w:numId w:val="1"/>
+        </w:numPr>
+        <w:spacing w:before="0" w:after="60"/>
+        <w:rPr/>
+      </w:pPr>
+      <w:r>
+        <w:rPr/>
+        <w:t xml:space="preserve">ciò che determina le condizioni fondamentali della vita è custodito in comune e non può diventare un potere privato illimitato sugli altri;</w:t>
+      </w:r>
+    </w:p>
+    <w:p>
+      <w:pPr>
+        <w:pStyle w:val="normal1"/>
+        <w:numPr>
+          <w:ilvl w:val="0"/>
+          <w:numId w:val="1"/>
+        </w:numPr>
+        <w:spacing w:before="0" w:after="60"/>
+        <w:rPr/>
+      </w:pPr>
+      <w:r>
+        <w:rPr/>
+        <w:t xml:space="preserve">il mercato resta uno strumento, non il criterio universale;</w:t>
+      </w:r>
+    </w:p>
+    <w:p>
+      <w:pPr>
+        <w:pStyle w:val="normal1"/>
+        <w:numPr>
+          <w:ilvl w:val="0"/>
+          <w:numId w:val="1"/>
+        </w:numPr>
+        <w:spacing w:before="0" w:after="60"/>
+        <w:rPr/>
+      </w:pPr>
+      <w:r>
+        <w:rPr/>
+        <w:t xml:space="preserve">i costi reali — tempo, materia, energia — restano visibili senza diventare accumulazione;</w:t>
+      </w:r>
+    </w:p>
+    <w:p>
+      <w:pPr>
+        <w:pStyle w:val="normal1"/>
+        <w:numPr>
+          <w:ilvl w:val="0"/>
+          <w:numId w:val="1"/>
+        </w:numPr>
+        <w:spacing w:before="0" w:after="60"/>
+        <w:rPr/>
+      </w:pPr>
+      <w:r>
+        <w:rPr/>
+        <w:t xml:space="preserve">il potere è una funzione temporanea e controllabile, non una posizione;</w:t>
+      </w:r>
+    </w:p>
+    <w:p>
+      <w:pPr>
+        <w:pStyle w:val="normal1"/>
+        <w:numPr>
+          <w:ilvl w:val="0"/>
+          <w:numId w:val="1"/>
+        </w:numPr>
+        <w:spacing w:before="0" w:after="60"/>
+        <w:rPr/>
+      </w:pPr>
+      <w:r>
+        <w:rPr/>
+        <w:t xml:space="preserve">la tecnologia aiuta a decidere, non decide;</w:t>
+      </w:r>
+    </w:p>
+    <w:p>
+      <w:pPr>
+        <w:pStyle w:val="normal1"/>
+        <w:numPr>
+          <w:ilvl w:val="0"/>
+          <w:numId w:val="1"/>
+        </w:numPr>
+        <w:spacing w:before="0" w:after="160"/>
+        <w:rPr/>
+      </w:pPr>
+      <w:r>
+        <w:rPr/>
+        <w:t xml:space="preserve">il progresso si misura sulla sufficienza, non sulla crescita indefinita.</w:t>
+      </w:r>
+    </w:p>
+    <w:p>
+      <w:pPr>
+        <w:pStyle w:val="normal1"/>
+        <w:spacing w:before="0" w:after="160"/>
+        <w:rPr/>
+      </w:pPr>
+      <w:r>
+        <w:rPr/>
+        <w:t xml:space="preserve">Tutto questo parte dall'individuo: nessuno deve essere privato dei beni necessari perché non possiede abbastanza.</w:t>
       </w:r>
     </w:p>
     <w:p>

--- a/docs/scarica/3-il-sistema-contro-l-individuo.docx
+++ b/docs/scarica/3-il-sistema-contro-l-individuo.docx
@@ -121,150 +121,84 @@
       </w:pPr>
       <w:r>
         <w:rPr/>
-        <w:t xml:space="preserve">Il mondo contemporaneo può essere descritto attraverso dati su crescita, produttività, debito, povertà, risorse e clima. Ma una persona non sperimenta il PIL: sperimenta la possibilità di lavorare, abitare, curarsi, studiare, avere relazioni, avere tempo e immaginare un futuro. La questione centrale diventa quindi il rapporto tra ciò che il sistema produce e ciò che consente concretamente alle persone di vivere. Il problema del presente non è necessariamente che il sistema produca troppo poco. Potrebbe essere, al contrario, che produca enormemente senza trasformare in modo proporzionato questa ricchezza in sicurezza, libertà, tempo e capacità di scelta. La crisi del capitalismo può allora essere letta come una progressiva perdita di coerenza tra produzione, distribuzione, potere, responsabilità e legittimità.</w:t>
-      </w:r>
-    </w:p>
-    <w:p>
-      <w:pPr>
-        <w:pStyle w:val="normal1"/>
-        <w:spacing w:before="0" w:after="160"/>
-        <w:rPr/>
-      </w:pPr>
-      <w:r>
-        <w:rPr/>
-        <w:t xml:space="preserve">Dal punto di vista dell'individuo, l'economia è una catena concreta: tempo, lavoro, reddito, casa, consumo, risparmio, salute, relazioni, sicurezza, futuro. È attraverso questa catena che vengono percepiti i grandi fenomeni: la crescita diventa il costo dell'abitazione, la politica monetaria il costo del credito, la trasformazione demografica la cura dei genitori o la difficoltà di avere figli, il cambiamento climatico il costo del cibo. Per questo una società può essere complessivamente più ricca e lasciare molti individui con una crescente difficoltà nel costruire autonomia: la crescita aggregata non garantisce una crescita proporzionale delle possibilità individuali.</w:t>
-      </w:r>
-    </w:p>
-    <w:p>
-      <w:pPr>
-        <w:pStyle w:val="normal1"/>
-        <w:spacing w:before="0" w:after="160"/>
-        <w:rPr/>
-      </w:pPr>
-      <w:r>
-        <w:rPr/>
-        <w:t xml:space="preserve">Il capitalismo moderno ha costruito parte della propria legittimità intorno a una promessa implicita: chi lavora, si forma, risparmia e assume responsabilità dovrebbe poter migliorare progressivamente la propria condizione. Quando il rapporto tra sforzo e risultato diventa sempre meno prevedibile, nasce una frattura tra ciò che viene richiesto all'individuo e ciò che il sistema gli restituisce. È la prima contraddizione: si può essere responsabili delle proprie scelte senza essere realmente padroni delle condizioni entro cui quelle scelte producono i loro effetti.</w:t>
-      </w:r>
-    </w:p>
-    <w:p>
-      <w:pPr>
-        <w:pStyle w:val="normal1"/>
-        <w:spacing w:before="0" w:after="160"/>
-        <w:rPr/>
-      </w:pPr>
-      <w:r>
-        <w:rPr/>
-        <w:t xml:space="preserve">La produttività può aumentare enormemente senza che il suo beneficio venga automaticamente trasformato in maggiore sicurezza o libertà. Lo stesso incremento può diventare salario, profitto, investimento, riduzione dei prezzi, servizio pubblico, riduzione dell'orario o maggiore accumulazione: non esiste una distribuzione automatica del progresso tecnologico. La questione non è quindi se la tecnologia sia buona o cattiva. È chi controlla il beneficio che produce e in quale forma quel beneficio ritorna alla società.</w:t>
-      </w:r>
-    </w:p>
-    <w:p>
-      <w:pPr>
-        <w:pStyle w:val="normal1"/>
-        <w:spacing w:before="0" w:after="160"/>
-        <w:rPr/>
-      </w:pPr>
-      <w:r>
-        <w:rPr/>
-        <w:t xml:space="preserve">Il capitale cerca continuamente maggiore produttività, e la tecnologia permette di produrre di più con meno lavoro. Ma il lavoro è anche una componente essenziale del reddito che sostiene la domanda. Quando una quota crescente del valore prodotto si separa dal reddito distribuito al lavoro, la domanda deve essere sostenuta attraverso altre vie: spesa pubblica, esportazioni, redistribuzione, credito o espansione finanziaria. Alcune possono funzionare, ma possono anche semplicemente spostare il problema nel tempo.</w:t>
-      </w:r>
-    </w:p>
-    <w:p>
-      <w:pPr>
-        <w:pStyle w:val="normal1"/>
-        <w:spacing w:before="0" w:after="160"/>
-        <w:rPr/>
-      </w:pPr>
-      <w:r>
-        <w:rPr/>
-        <w:t xml:space="preserve">La casa rende evidente la contraddizione. È contemporaneamente bisogno fondamentale, patrimonio, investimento e garanzia finanziaria: per chi possiede capitale può rappresentare sicurezza e ricchezza, per chi ne è privo può diventare una barriera all'ingresso nella stabilità. Il sistema può chiedere all'individuo maggiore efficienza mentre rende sempre più dipendente la sua autonomia da variabili che l'individuo non controlla.</w:t>
-      </w:r>
-    </w:p>
-    <w:p>
-      <w:pPr>
-        <w:pStyle w:val="normal1"/>
-        <w:spacing w:before="0" w:after="160"/>
-        <w:rPr/>
-      </w:pPr>
-      <w:r>
-        <w:rPr/>
-        <w:t xml:space="preserve">La disuguaglianza non riguarda soltanto la quantità di beni posseduti. La ricchezza permette di aspettare, assumere rischio, resistere alle crisi, proteggersi e scegliere. Le differenze economiche non sono automaticamente ingiuste: diventano più problematiche quando si trasformano in differenze nella capacità di determinare il futuro. La differenza non è soltanto quanto possiedi. È quanto puoi permetterti di decidere, e quanto puoi modificare le condizioni dentro cui anche gli altri devono vivere.</w:t>
-      </w:r>
-    </w:p>
-    <w:p>
-      <w:pPr>
-        <w:pStyle w:val="normal1"/>
-        <w:spacing w:before="0" w:after="160"/>
-        <w:rPr/>
-      </w:pPr>
-      <w:r>
-        <w:rPr/>
-        <w:t xml:space="preserve">La democrazia attribuisce formalmente ai cittadini una voce politica; il mercato distribuisce invece capacità economica secondo proprietà, reddito e capitale. Le due logiche possono convivere, ma entrano in tensione quando le persone percepiscono di avere poca capacità di incidere sulle decisioni che riguardano la propria vita. Emerge allora il problema decisivo: chi decide, chi beneficia, chi paga e chi può correggere la decisione? Quando queste quattro posizioni si separano troppo, la disuguaglianza economica diventa anche una questione di legittimità.</w:t>
-      </w:r>
-    </w:p>
-    <w:p>
-      <w:pPr>
-        <w:pStyle w:val="normal1"/>
-        <w:spacing w:before="0" w:after="160"/>
-        <w:rPr/>
-      </w:pPr>
-      <w:r>
-        <w:rPr/>
-        <w:t xml:space="preserve">Una decisione economica può produrre un beneficio immediato e costi distribuiti nel tempo o nello spazio: un'impresa può ottenere efficienza mentre un territorio affronta trasformazioni occupazionali, un investimento può produrre rendimento mentre altri sostengono costi ambientali. Il punto non è attribuire automaticamente una colpa individuale, ma riconoscere un problema strutturale: quando la capacità di decidere cresce più rapidamente della responsabilità verso chi subirà le conseguenze, il sistema produce un'asimmetria di potere. È forse la forma più profonda dell'ingiustizia sistemica: vivere dentro decisioni che non si è contribuito a prendere e che non si possiede la capacità di correggere.</w:t>
-      </w:r>
-    </w:p>
-    <w:p>
-      <w:pPr>
-        <w:pStyle w:val="normal1"/>
-        <w:spacing w:before="0" w:after="160"/>
-        <w:rPr/>
-      </w:pPr>
-      <w:r>
-        <w:rPr/>
-        <w:t xml:space="preserve">Al singolo viene chiesto di formarsi, aggiornarsi, essere competitivo, risparmiare, essere flessibile e prepararsi al cambiamento. Ma il singolo non determina i prezzi delle abitazioni, i tassi d'interesse, il mercato del lavoro, il costo dell'energia o l'evoluzione tecnologica. Le conseguenze vengono individualizzate mentre molte delle cause sono sistemiche. Questo non elimina la responsabilità personale. Impone però una condizione di giustizia: la responsabilità dovrebbe essere proporzionata alla capacità effettiva di incidere sulle cause.</w:t>
-      </w:r>
-    </w:p>
-    <w:p>
-      <w:pPr>
-        <w:pStyle w:val="normal1"/>
-        <w:spacing w:before="0" w:after="160"/>
-        <w:rPr/>
-      </w:pPr>
-      <w:r>
-        <w:rPr/>
-        <w:t xml:space="preserve">Milioni di decisioni razionali possono produrre un risultato che nessuno ha scelto. Una persona può decidere di avere meno figli perché il costo della vita è troppo elevato: è una scelta comprensibile. Ma se molte persone fanno la stessa scelta, la popolazione invecchia, aumenta la pressione su assistenza e sistemi previdenziali e la generazione successiva può trovarsi in condizioni ancora più difficili. Lo stesso vale per l'impresa che riduce i costi perché deve competere, per il lavoratore che accetta condizioni peggiori perché deve conservare il reddito, per il consumatore che cerca il prezzo più basso. Un sistema può trasformare la razionalità individuale in irrazionalità collettiva. Il problema non è soltanto correggere i comportamenti delle persone: è costruire istituzioni capaci di coordinare interessi individuali verso risultati collettivamente sostenibili.</w:t>
-      </w:r>
-    </w:p>
-    <w:p>
-      <w:pPr>
-        <w:pStyle w:val="normal1"/>
-        <w:spacing w:before="0" w:after="160"/>
-        <w:rPr/>
-      </w:pPr>
-      <w:r>
-        <w:rPr/>
-        <w:t xml:space="preserve">Il debito permette di anticipare capacità economica futura. Non è di per sé negativo: può finanziare investimenti, infrastrutture e attività produttive. Diventa problematico quando una quota crescente del reddito futuro deve essere utilizzata per sostenere obblighi già creati, e il sistema dipende sempre più dalla propria capacità futura di produrre crescita. Il debito diventa così non soltanto uno strumento finanziario, ma un rapporto con il futuro.</w:t>
-      </w:r>
-    </w:p>
-    <w:p>
-      <w:pPr>
-        <w:pStyle w:val="normal1"/>
-        <w:spacing w:before="0" w:after="160"/>
-        <w:rPr/>
-      </w:pPr>
-      <w:r>
-        <w:rPr/>
-        <w:t xml:space="preserve">La crescita moderna è stata sostenuta da industrializzazione, aumento demografico, consumo energetico, nuovi mercati e sfruttamento di risorse. Oggi molti di questi margini sono più difficili da ampliare: la popolazione invecchia, le infrastrutture devono essere mantenute, il clima genera nuovi costi e le risorse materiali rimangono finite. La domanda fondamentale cambia: non quanto possiamo produrre, ma quanto possiamo produrre senza consumare le condizioni della produzione futura.</w:t>
-      </w:r>
-    </w:p>
-    <w:p>
-      <w:pPr>
-        <w:pStyle w:val="normal1"/>
-        <w:spacing w:before="0" w:after="160"/>
-        <w:rPr/>
-      </w:pPr>
-      <w:r>
-        <w:rPr/>
-        <w:t xml:space="preserve">Un'economia non utilizza soltanto capitale finanziario. Utilizza anche risorse naturali, salute, tempo, infrastrutture, fiducia, capitale umano e capitale sociale. Se le consuma più rapidamente di quanto riesca a ricostituirle, può aumentare la produzione nel breve periodo riducendo la propria capacità futura: il degrado ambientale utilizza capacità ecologica futura, la precarizzazione consuma capitale umano, la bassa coesione consuma capitale sociale. Il presente può essere finanziato trasferendo costi sul futuro. E la domanda diventa: chi beneficia oggi e chi sostiene il costo domani?</w:t>
+        <w:t xml:space="preserve">Il mondo contemporaneo può essere descritto attraverso dati su crescita, produttività, debito, povertà, risorse e clima. Ma una persona non sperimenta il PIL: sperimenta la possibilità di lavorare, abitare, curarsi, studiare, avere relazioni, avere tempo e immaginare un futuro. La questione centrale diventa quindi il rapporto tra ciò che il sistema produce e ciò che consente concretamente alle persone di vivere. Il problema del presente non è necessariamente che il sistema produca troppo poco. Potrebbe essere, al contrario, che produca enormemente senza trasformare in modo proporzionato questa ricchezza in sicurezza, libertà, tempo e capacità di scelta.</w:t>
+      </w:r>
+    </w:p>
+    <w:p>
+      <w:pPr>
+        <w:pStyle w:val="normal1"/>
+        <w:spacing w:before="0" w:after="160"/>
+        <w:rPr/>
+      </w:pPr>
+      <w:r>
+        <w:rPr/>
+        <w:t xml:space="preserve">Dal punto di vista dell'individuo, l'economia è una catena concreta: tempo, lavoro, reddito, casa, consumo, risparmio, salute, relazioni, sicurezza, futuro. È attraverso questa catena che vengono percepiti i grandi fenomeni: la crescita diventa il costo dell'abitazione, la politica monetaria il costo del credito, la trasformazione demografica la cura dei genitori o la difficoltà di avere figli, il cambiamento climatico il costo del cibo. Per questo una società può essere complessivamente più ricca e lasciare molti individui con una crescente difficoltà nel costruire autonomia.</w:t>
+      </w:r>
+    </w:p>
+    <w:p>
+      <w:pPr>
+        <w:pStyle w:val="normal1"/>
+        <w:spacing w:before="0" w:after="160"/>
+        <w:rPr/>
+      </w:pPr>
+      <w:r>
+        <w:rPr/>
+        <w:t xml:space="preserve">Il capitalismo moderno ha costruito parte della propria legittimità intorno a una promessa implicita: chi lavora, si forma, risparmia e assume responsabilità dovrebbe poter migliorare progressivamente la propria condizione. Al singolo viene chiesto di formarsi, aggiornarsi, essere competitivo, risparmiare, essere flessibile. Ma il singolo non determina i prezzi delle abitazioni, i tassi d'interesse, il mercato del lavoro o il costo dell'energia. Le conseguenze vengono individualizzate mentre molte delle cause sono sistemiche. È la prima contraddizione: si può essere responsabili delle proprie scelte senza essere realmente padroni delle condizioni entro cui quelle scelte producono i loro effetti. Questo non elimina la responsabilità personale. Impone però una condizione di giustizia: la responsabilità dovrebbe essere proporzionata alla capacità effettiva di incidere sulle cause.</w:t>
+      </w:r>
+    </w:p>
+    <w:p>
+      <w:pPr>
+        <w:pStyle w:val="normal1"/>
+        <w:spacing w:before="0" w:after="160"/>
+        <w:rPr/>
+      </w:pPr>
+      <w:r>
+        <w:rPr/>
+        <w:t xml:space="preserve">La produttività può aumentare enormemente senza che il suo beneficio venga automaticamente trasformato in maggiore sicurezza o libertà. Lo stesso incremento può diventare salario, profitto, investimento, riduzione dei prezzi, servizio pubblico, riduzione dell'orario o maggiore accumulazione: non esiste una distribuzione automatica del progresso tecnologico. E quando una quota crescente del valore prodotto si separa dal reddito distribuito al lavoro, la domanda deve essere sostenuta per altre vie, dalla spesa pubblica al credito, che possono anche soltanto spostare il problema nel tempo. La questione non è se la tecnologia sia buona o cattiva. È chi controlla il beneficio che produce e in quale forma quel beneficio ritorna alla società.</w:t>
+      </w:r>
+    </w:p>
+    <w:p>
+      <w:pPr>
+        <w:pStyle w:val="normal1"/>
+        <w:spacing w:before="0" w:after="160"/>
+        <w:rPr/>
+      </w:pPr>
+      <w:r>
+        <w:rPr/>
+        <w:t xml:space="preserve">La casa rende evidente la contraddizione. È contemporaneamente bisogno fondamentale, patrimonio, investimento e garanzia finanziaria: per chi possiede capitale può rappresentare sicurezza e ricchezza, per chi ne è privo può diventare una barriera all'ingresso nella stabilità. La disuguaglianza, infatti, non riguarda soltanto la quantità di beni posseduti. La ricchezza permette di aspettare, assumere rischio, resistere alle crisi, proteggersi e scegliere. La differenza non è soltanto quanto possiedi. È quanto puoi permetterti di decidere, e quanto puoi modificare le condizioni dentro cui anche gli altri devono vivere.</w:t>
+      </w:r>
+    </w:p>
+    <w:p>
+      <w:pPr>
+        <w:pStyle w:val="normal1"/>
+        <w:spacing w:before="0" w:after="160"/>
+        <w:rPr/>
+      </w:pPr>
+      <w:r>
+        <w:rPr/>
+        <w:t xml:space="preserve">La democrazia attribuisce formalmente ai cittadini una voce politica; il mercato distribuisce invece capacità economica secondo proprietà, reddito e capitale. Le due logiche entrano in tensione quando una decisione economica produce un beneficio immediato per alcuni e costi distribuiti su altri: un'impresa ottiene efficienza mentre un territorio affronta trasformazioni occupazionali, un investimento produce rendimento mentre altri sostengono costi ambientali. Emerge allora il problema decisivo: chi decide, chi beneficia, chi paga e chi può correggere la decisione? Quando queste quattro posizioni si separano troppo, la disuguaglianza economica diventa anche una questione di legittimità. È forse la forma più profonda dell'ingiustizia sistemica: vivere dentro decisioni che non si è contribuito a prendere e che non si possiede la capacità di correggere.</w:t>
+      </w:r>
+    </w:p>
+    <w:p>
+      <w:pPr>
+        <w:pStyle w:val="normal1"/>
+        <w:spacing w:before="0" w:after="160"/>
+        <w:rPr/>
+      </w:pPr>
+      <w:r>
+        <w:rPr/>
+        <w:t xml:space="preserve">Milioni di decisioni razionali possono produrre un risultato che nessuno ha scelto. Una persona può decidere di avere meno figli perché il costo della vita è troppo elevato: è una scelta comprensibile. Ma se molte persone fanno la stessa scelta, la popolazione invecchia, aumenta la pressione su assistenza e sistemi previdenziali e la generazione successiva può trovarsi in condizioni ancora più difficili. Un sistema può trasformare la razionalità individuale in irrazionalità collettiva. Il problema non è soltanto correggere i comportamenti delle persone: è costruire istituzioni capaci di coordinare interessi individuali verso risultati collettivamente sostenibili.</w:t>
+      </w:r>
+    </w:p>
+    <w:p>
+      <w:pPr>
+        <w:pStyle w:val="normal1"/>
+        <w:spacing w:before="0" w:after="160"/>
+        <w:rPr/>
+      </w:pPr>
+      <w:r>
+        <w:rPr/>
+        <w:t xml:space="preserve">Il presente può essere finanziato trasferendo costi sul futuro. Il debito permette di anticipare capacità economica futura: non è di per sé negativo, ma diventa problematico quando una quota crescente del reddito futuro deve essere utilizzata per sostenere obblighi già creati. Lo stesso accade fuori dalla finanza. Un'economia utilizza anche risorse naturali, salute, tempo, infrastrutture, fiducia, capitale umano e capitale sociale: se li consuma più rapidamente di quanto riesca a ricostituirli, può aumentare la produzione nel breve periodo riducendo la propria capacità futura. La domanda fondamentale cambia: non quanto possiamo produrre, ma quanto possiamo produrre senza consumare le condizioni della produzione futura.</w:t>
       </w:r>
     </w:p>
     <w:p>
@@ -286,18 +220,7 @@
       </w:pPr>
       <w:r>
         <w:rPr/>
-        <w:t xml:space="preserve">A questo punto non basta chiedere quanto produce il sistema. Occorre chiedere come distribuisce ciò che produce, quanto controllo possiede realmente l'individuo sulla propria vita, quanto è legittimo trasferire costi alle generazioni future, e perché l'aumento della produttività dovrebbe tradursi necessariamente in maggiore produzione e non anche in maggiore tempo umano. I dati possono descrivere queste condizioni; non possono stabilire da soli ciò che è giusto. La mia interpretazione è che un sistema diventa progressivamente fragile quando pretende responsabilità dagli individui senza garantire loro una capacità proporzionata di incidere sulle condizioni fondamentali della propria esistenza.</w:t>
-      </w:r>
-    </w:p>
-    <w:p>
-      <w:pPr>
-        <w:pStyle w:val="normal1"/>
-        <w:spacing w:before="0" w:after="160"/>
-        <w:rPr/>
-      </w:pPr>
-      <w:r>
-        <w:rPr/>
-        <w:t xml:space="preserve">Se queste contraddizioni fossero soltanto errori occasionali, sarebbe sufficiente correggerle. Ma se derivano dal modo stesso in cui vengono organizzati proprietà, lavoro, produzione e potere, la sola redistribuzione non può essere la risposta definitiva: si può redistribuire il reddito senza modificare la proprietà dei mezzi di produzione, proteggere i lavoratori mantenendo il lavoro come merce, tassare l'inquinamento senza modificare il criterio che rende conveniente produrre. La redistribuzione interviene sul risultato; il cambiamento sistemico deve intervenire sulle condizioni che lo producono. Significa una produzione che parte dal bisogno reale e non dal prezzo, un lavoro necessario che diventa contributo, beni fondamentali custoditi in comune, un mercato che resta strumento, un potere che è funzione temporanea e non posizione, una tecnologia che aiuta a decidere ma non decide, un progresso misurato sulla sufficienza. E parte dall'individuo: nessuno deve essere privato dei beni necessari perché non possiede abbastanza.</w:t>
+        <w:t xml:space="preserve">Se queste contraddizioni fossero soltanto errori occasionali, sarebbe sufficiente correggerle. Ma se derivano dal modo stesso in cui vengono organizzati proprietà, lavoro, produzione e potere, la sola redistribuzione non può essere la risposta definitiva. La redistribuzione interviene sul risultato; il cambiamento sistemico deve intervenire sulle condizioni che lo producono. Significa una produzione che parte dal bisogno reale e non dal prezzo, un lavoro necessario che diventa contributo, beni fondamentali custoditi in comune, un mercato che resta strumento, un potere che è funzione temporanea e non posizione, una tecnologia che aiuta a decidere ma non decide, un progresso misurato sulla sufficienza. E parte dall'individuo: nessuno deve essere privato dei beni necessari perché non possiede abbastanza.</w:t>
       </w:r>
     </w:p>
     <w:p>
@@ -319,18 +242,7 @@
       </w:pPr>
       <w:r>
         <w:rPr/>
-        <w:t xml:space="preserve">Non esiste oggi un sistema alternativo completo, verificato e universalmente applicabile. Esistono esperienze parziali, dalle cooperative ai beni comuni, dai servizi universali alle tecnologie aperte, ma nessuna costituisce da sola una risposta completa. Per questo l'alternativa deve essere costruita, ed è qui che la Costituzione dei Cerchi assume il suo significato: non come modello perfetto né come dogma, ma come prima architettura concreta di un'alternativa che ancora non esiste compiutamente. Si tratta di costruire un sistema nel quale individuo e collettività smettono di essere contrapposti perché la libertà dell'uno diventa materialmente possibile attraverso la responsabilità dell'altra.</w:t>
-      </w:r>
-    </w:p>
-    <w:p>
-      <w:pPr>
-        <w:pStyle w:val="normal1"/>
-        <w:spacing w:before="0" w:after="160"/>
-        <w:rPr/>
-      </w:pPr>
-      <w:r>
-        <w:rPr/>
-        <w:t xml:space="preserve">L'alternativa non può essere considerata conclusa nemmeno quando sarà stata scritta. Dovrà essere sperimentata, dovrà fallire in alcuni punti, dovrà essere corretta, perché il rischio più grande sarebbe sostituire un sistema che pretende di essere inevitabile con un altro che pretende di essere perfetto. Non sappiamo ancora quale sarà, nella sua forma definitiva, la società che verrà. Sappiamo però quali contraddizioni non possiamo più ignorare.</w:t>
+        <w:t xml:space="preserve">Non esiste oggi un sistema alternativo completo, verificato e universalmente applicabile. Per questo l'alternativa deve essere costruita, ed è qui che la Costituzione dei Cerchi assume il suo significato: non come modello perfetto né come dogma, ma come prima architettura concreta di un'alternativa che ancora non esiste compiutamente. Dovrà essere sperimentata, dovrà fallire in alcuni punti, dovrà essere corretta, perché il rischio più grande sarebbe sostituire un sistema che pretende di essere inevitabile con un altro che pretende di essere perfetto. Non sappiamo ancora quale sarà, nella sua forma definitiva, la società che verrà. Sappiamo però quali contraddizioni non possiamo più ignorare.</w:t>
       </w:r>
     </w:p>
     <w:p>
